--- a/enunciado03/Relatório Final.docx
+++ b/enunciado03/Relatório Final.docx
@@ -402,6 +402,12 @@
     </w:p>
     <w:sdt>
       <w:sdtPr>
+        <w:rPr>
+          <w:rFonts w:ascii="Times New Roman" w:eastAsia="Times New Roman" w:hAnsi="Times New Roman" w:cs="Times New Roman"/>
+          <w:color w:val="auto"/>
+          <w:sz w:val="22"/>
+          <w:szCs w:val="22"/>
+        </w:rPr>
         <w:id w:val="1625581139"/>
         <w:docPartObj>
           <w:docPartGallery w:val="Table of Contents"/>
@@ -410,12 +416,8 @@
       </w:sdtPr>
       <w:sdtEndPr>
         <w:rPr>
-          <w:rFonts w:ascii="Times New Roman" w:eastAsia="Times New Roman" w:hAnsi="Times New Roman" w:cs="Times New Roman"/>
-          <w:b/>
-          <w:bCs/>
-          <w:color w:val="auto"/>
-          <w:sz w:val="22"/>
-          <w:szCs w:val="22"/>
+          <w:b/>
+          <w:bCs/>
         </w:rPr>
       </w:sdtEndPr>
       <w:sdtContent>
@@ -2186,12 +2188,24 @@
         </w:rPr>
       </w:pPr>
       <w:bookmarkStart w:id="0" w:name="_Toc229103962"/>
-      <w:r>
+    </w:p>
+    <w:p>
+      <w:pPr>
+        <w:pStyle w:val="Ttulo1"/>
+        <w:ind w:left="0"/>
         <w:rPr>
           <w:rFonts w:ascii="Arial" w:eastAsia="Arial" w:hAnsi="Arial" w:cs="Arial"/>
           <w:sz w:val="28"/>
           <w:szCs w:val="28"/>
         </w:rPr>
+      </w:pPr>
+      <w:r>
+        <w:rPr>
+          <w:rFonts w:ascii="Arial" w:eastAsia="Arial" w:hAnsi="Arial" w:cs="Arial"/>
+          <w:sz w:val="28"/>
+          <w:szCs w:val="28"/>
+        </w:rPr>
+        <w:lastRenderedPageBreak/>
         <w:t>1. Introdução</w:t>
       </w:r>
       <w:bookmarkEnd w:id="0"/>
@@ -2221,7 +2235,6 @@
           <w:bCs/>
           <w:color w:val="000000"/>
         </w:rPr>
-        <w:lastRenderedPageBreak/>
         <w:t>1.1 Contextualização</w:t>
       </w:r>
     </w:p>
@@ -3029,6 +3042,7 @@
           <w:rFonts w:ascii="Arial" w:eastAsia="Arial" w:hAnsi="Arial" w:cs="Arial"/>
           <w:color w:val="000000"/>
         </w:rPr>
+        <w:lastRenderedPageBreak/>
         <w:t xml:space="preserve">RQ 07. Qual a relação entre a descrição dos </w:t>
       </w:r>
       <w:proofErr w:type="spellStart"/>
@@ -3064,7 +3078,6 @@
         <w:rPr>
           <w:rFonts w:ascii="Arial" w:eastAsia="Arial" w:hAnsi="Arial" w:cs="Arial"/>
         </w:rPr>
-        <w:lastRenderedPageBreak/>
         <w:t xml:space="preserve">Hipótese: Espera-se que </w:t>
       </w:r>
       <w:proofErr w:type="spellStart"/>
@@ -3540,6 +3553,7 @@
           <w:sz w:val="28"/>
           <w:szCs w:val="28"/>
         </w:rPr>
+        <w:lastRenderedPageBreak/>
         <w:t>2. Metodologia</w:t>
       </w:r>
       <w:bookmarkEnd w:id="1"/>
@@ -3791,6 +3805,7 @@
           <w:sz w:val="22"/>
           <w:szCs w:val="22"/>
         </w:rPr>
+        <w:lastRenderedPageBreak/>
         <w:t>2.3 Materiais utilizados</w:t>
       </w:r>
       <w:bookmarkEnd w:id="4"/>
@@ -3813,7 +3828,6 @@
           <w:b/>
           <w:bCs/>
         </w:rPr>
-        <w:lastRenderedPageBreak/>
         <w:t>Linguagem de Programação:</w:t>
       </w:r>
       <w:r>
@@ -5279,12 +5293,24 @@
         </w:rPr>
       </w:pPr>
       <w:bookmarkStart w:id="7" w:name="_Toc229103969"/>
-      <w:r>
+    </w:p>
+    <w:p>
+      <w:pPr>
+        <w:pStyle w:val="Ttulo1"/>
+        <w:ind w:left="0"/>
         <w:rPr>
           <w:rFonts w:ascii="Arial" w:eastAsia="Arial" w:hAnsi="Arial" w:cs="Arial"/>
           <w:sz w:val="28"/>
           <w:szCs w:val="28"/>
         </w:rPr>
+      </w:pPr>
+      <w:r>
+        <w:rPr>
+          <w:rFonts w:ascii="Arial" w:eastAsia="Arial" w:hAnsi="Arial" w:cs="Arial"/>
+          <w:sz w:val="28"/>
+          <w:szCs w:val="28"/>
+        </w:rPr>
+        <w:lastRenderedPageBreak/>
         <w:t>3. Visualização dos Resultados</w:t>
       </w:r>
       <w:bookmarkEnd w:id="7"/>
@@ -5355,7 +5381,6 @@
           </w:tcPr>
           <w:p>
             <w:r>
-              <w:lastRenderedPageBreak/>
               <w:t>Métrica</w:t>
             </w:r>
           </w:p>
@@ -9696,6 +9721,7 @@
   <w:style w:type="character" w:default="1" w:styleId="Fontepargpadro">
     <w:name w:val="Default Paragraph Font"/>
     <w:uiPriority w:val="1"/>
+    <w:semiHidden/>
     <w:unhideWhenUsed/>
   </w:style>
   <w:style w:type="table" w:default="1" w:styleId="Tabelanormal">
